--- a/Final_Deliverables_ML_Demand_Prediction.docx
+++ b/Final_Deliverables_ML_Demand_Prediction.docx
@@ -1,6 +1,6 @@
 
 <file path=word/document.xml><?xml version="1.0" encoding="utf-8"?>
-<w:document xmlns:wpc="http://schemas.microsoft.com/office/word/2010/wordprocessingCanvas" xmlns:cx="http://schemas.microsoft.com/office/drawing/2014/chartex" xmlns:cx1="http://schemas.microsoft.com/office/drawing/2015/9/8/chartex" xmlns:cx2="http://schemas.microsoft.com/office/drawing/2015/10/21/chartex" xmlns:cx3="http://schemas.microsoft.com/office/drawing/2016/5/9/chartex" xmlns:cx4="http://schemas.microsoft.com/office/drawing/2016/5/10/chartex" xmlns:cx5="http://schemas.microsoft.com/office/drawing/2016/5/11/chartex" xmlns:cx6="http://schemas.microsoft.com/office/drawing/2016/5/12/chartex" xmlns:cx7="http://schemas.microsoft.com/office/drawing/2016/5/13/chartex" xmlns:cx8="http://schemas.microsoft.com/office/drawing/2016/5/14/chartex" xmlns:mc="http://schemas.openxmlformats.org/markup-compatibility/2006" xmlns:m="http://schemas.openxmlformats.org/officeDocument/2006/math" xmlns:aink="http://schemas.microsoft.com/office/drawing/2016/ink" xmlns:am3d="http://schemas.microsoft.com/office/drawing/2017/model3d" xmlns:oel="http://schemas.microsoft.com/office/2019/extlst" xmlns:r="http://schemas.openxmlformats.org/officeDocument/2006/relationships" xmlns:wp14="http://schemas.microsoft.com/office/word/2010/wordprocessingDrawing" xmlns:wp="http://schemas.openxmlformats.org/drawingml/2006/wordprocessingDrawing" xmlns:wpg="http://schemas.microsoft.com/office/word/2010/wordprocessingGroup" xmlns:wpi="http://schemas.microsoft.com/office/word/2010/wordprocessingInk" xmlns:wps="http://schemas.microsoft.com/office/word/2010/wordprocessingShape" xmlns:o="urn:schemas-microsoft-com:office:office" xmlns:v="urn:schemas-microsoft-com:vml" xmlns:w10="urn:schemas-microsoft-com:office:word" xmlns:w="http://schemas.openxmlformats.org/wordprocessingml/2006/main" xmlns:w14="http://schemas.microsoft.com/office/word/2010/wordml" xmlns:w15="http://schemas.microsoft.com/office/word/2012/wordml" xmlns:w16cei="http://schemas.microsoft.com/office/word/2026/wordml/cei" xmlns:w16cex="http://schemas.microsoft.com/office/word/2018/wordml/cex" xmlns:w16cid="http://schemas.microsoft.com/office/word/2016/wordml/cid" xmlns:w16="http://schemas.microsoft.com/office/word/2018/wordml" xmlns:w16sdtdh="http://schemas.microsoft.com/office/word/2020/wordml/sdtdatahash" xmlns:w16sdtfl="http://schemas.microsoft.com/office/word/2024/wordml/sdtformatlock" xmlns:w16se="http://schemas.microsoft.com/office/word/2015/wordml/symex" xmlns:w16du="http://schemas.microsoft.com/office/word/2023/wordml/word16du" xmlns:wne="http://schemas.microsoft.com/office/word/2006/wordml" mc:Ignorable="w14 w15 w16se w16cid w16 w16cex w16sdtdh w16sdtfl w16du wp14">
+<w:document xmlns:wpc="http://schemas.microsoft.com/office/word/2010/wordprocessingCanvas" xmlns:cx="http://schemas.microsoft.com/office/drawing/2014/chartex" xmlns:cx1="http://schemas.microsoft.com/office/drawing/2015/9/8/chartex" xmlns:cx2="http://schemas.microsoft.com/office/drawing/2015/10/21/chartex" xmlns:cx3="http://schemas.microsoft.com/office/drawing/2016/5/9/chartex" xmlns:cx4="http://schemas.microsoft.com/office/drawing/2016/5/10/chartex" xmlns:cx5="http://schemas.microsoft.com/office/drawing/2016/5/11/chartex" xmlns:cx6="http://schemas.microsoft.com/office/drawing/2016/5/12/chartex" xmlns:cx7="http://schemas.microsoft.com/office/drawing/2016/5/13/chartex" xmlns:cx8="http://schemas.microsoft.com/office/drawing/2016/5/14/chartex" xmlns:mc="http://schemas.openxmlformats.org/markup-compatibility/2006" xmlns:m="http://schemas.openxmlformats.org/officeDocument/2006/math" xmlns:aink="http://schemas.microsoft.com/office/drawing/2016/ink" xmlns:am3d="http://schemas.microsoft.com/office/drawing/2017/model3d" xmlns:oel="http://schemas.microsoft.com/office/2019/extlst" xmlns:r="http://schemas.openxmlformats.org/officeDocument/2006/relationships" xmlns:wp14="http://schemas.microsoft.com/office/word/2010/wordprocessingDrawing" xmlns:wp="http://schemas.openxmlformats.org/drawingml/2006/wordprocessingDrawing" xmlns:wpg="http://schemas.microsoft.com/office/word/2010/wordprocessingGroup" xmlns:wpi="http://schemas.microsoft.com/office/word/2010/wordprocessingInk" xmlns:wps="http://schemas.microsoft.com/office/word/2010/wordprocessingShape" xmlns:o="urn:schemas-microsoft-com:office:office" xmlns:v="urn:schemas-microsoft-com:vml" xmlns:w10="urn:schemas-microsoft-com:office:word" xmlns:w="http://schemas.openxmlformats.org/wordprocessingml/2006/main" xmlns:w14="http://schemas.microsoft.com/office/word/2010/wordml" xmlns:w15="http://schemas.microsoft.com/office/word/2012/wordml" xmlns:w16cex="http://schemas.microsoft.com/office/word/2018/wordml/cex" xmlns:w16cid="http://schemas.microsoft.com/office/word/2016/wordml/cid" xmlns:w16="http://schemas.microsoft.com/office/word/2018/wordml" xmlns:w16sdtdh="http://schemas.microsoft.com/office/word/2020/wordml/sdtdatahash" xmlns:w16sdtfl="http://schemas.microsoft.com/office/word/2024/wordml/sdtformatlock" xmlns:w16se="http://schemas.microsoft.com/office/word/2015/wordml/symex" xmlns:w16du="http://schemas.microsoft.com/office/word/2023/wordml/word16du" xmlns:wne="http://schemas.microsoft.com/office/word/2006/wordml" mc:Ignorable="w14 w15 w16se w16cid w16 w16cex w16sdtdh w16sdtfl w16du wp14">
   <w:body>
     <w:p>
       <w:pPr>
@@ -204,6 +204,61 @@
         </w:rPr>
         <w:br/>
       </w:r>
+    </w:p>
+    <w:p>
+      <w:pPr>
+        <w:spacing w:before="560"/>
+        <w:jc w:val="center"/>
+        <w:rPr>
+          <w:rFonts w:ascii="Aptos" w:hAnsi="Aptos"/>
+          <w:i/>
+          <w:sz w:val="20"/>
+        </w:rPr>
+      </w:pPr>
+    </w:p>
+    <w:p>
+      <w:pPr>
+        <w:spacing w:before="560"/>
+        <w:jc w:val="center"/>
+        <w:rPr>
+          <w:rFonts w:ascii="Aptos" w:hAnsi="Aptos"/>
+          <w:i/>
+          <w:sz w:val="20"/>
+        </w:rPr>
+      </w:pPr>
+    </w:p>
+    <w:p>
+      <w:pPr>
+        <w:spacing w:before="560"/>
+        <w:jc w:val="center"/>
+        <w:rPr>
+          <w:rFonts w:ascii="Aptos" w:hAnsi="Aptos"/>
+          <w:i/>
+          <w:sz w:val="20"/>
+        </w:rPr>
+      </w:pPr>
+    </w:p>
+    <w:p>
+      <w:pPr>
+        <w:spacing w:before="560"/>
+        <w:jc w:val="center"/>
+        <w:rPr>
+          <w:rFonts w:ascii="Aptos" w:hAnsi="Aptos"/>
+          <w:i/>
+          <w:sz w:val="20"/>
+        </w:rPr>
+      </w:pPr>
+    </w:p>
+    <w:p>
+      <w:pPr>
+        <w:spacing w:before="560"/>
+        <w:jc w:val="center"/>
+        <w:rPr>
+          <w:rFonts w:ascii="Aptos" w:hAnsi="Aptos"/>
+          <w:i/>
+          <w:sz w:val="20"/>
+        </w:rPr>
+      </w:pPr>
     </w:p>
     <w:p>
       <w:pPr>
@@ -1251,23 +1306,7 @@
             <w:rFonts w:ascii="Aptos" w:hAnsi="Aptos"/>
             <w:noProof/>
           </w:rPr>
-          <w:t>1.4 Research</w:t>
-        </w:r>
-        <w:r>
-          <w:rPr>
-            <w:rStyle w:val="Hyperlink"/>
-            <w:rFonts w:ascii="Aptos" w:hAnsi="Aptos"/>
-            <w:noProof/>
-          </w:rPr>
-          <w:t xml:space="preserve"> </w:t>
-        </w:r>
-        <w:r>
-          <w:rPr>
-            <w:rStyle w:val="Hyperlink"/>
-            <w:rFonts w:ascii="Aptos" w:hAnsi="Aptos"/>
-            <w:noProof/>
-          </w:rPr>
-          <w:t>Questions</w:t>
+          <w:t>1.4 Research Questions</w:t>
         </w:r>
         <w:r>
           <w:rPr>
@@ -3576,6 +3615,9 @@
         </w:rPr>
       </w:pPr>
       <w:r>
+        <w:rPr>
+          <w:rFonts w:ascii="Aptos" w:hAnsi="Aptos"/>
+        </w:rPr>
         <w:t>Accurate demand prediction can support factory production planning by reducing the risk of overproduction, stockouts, and inefficient inventory decisions. This project develops a supervised machine learning regression workflow for shampoo, body wash, and laundry detergent. Because real factory records were not supplied, a synthetic demonstration dataset was used transparently to implement and test the proposed pipeline without claiming real factory performance. The dataset contains 177 monthly product records and includes product type, month and season, previous sales, stock quantity, price, promotion, customer order quantity, and previous production quantity. Three regression algorithms - Linear Regression, Decision Tree Regressor, and Random Forest Regressor - were trained using a time-aware train/test split. Performance was evaluated using mean absolute error (MAE), root mean squared error (RMSE), and coefficient of determination (R2). On the synthetic test set, Linear Regression achieved the best result with MAE 62.5, RMSE 81.2, and R2 0.913. The workflow also produces feature-importance evidence and an illustrative production recommendation based on predicted demand, current stock, and a 10% safety-stock rule. The project demonstrates an end-to-end, reproducible framework that can be rerun with authorized real factory data for operational use.</w:t>
       </w:r>
     </w:p>
@@ -4055,7 +4097,7 @@
           </w:tcPr>
           <w:p>
             <w:pPr>
-              <w:spacing w:after="0" w:line="240" w:lineRule="auto"/>
+              <w:spacing w:after="0"/>
               <w:jc w:val="left"/>
               <w:rPr>
                 <w:rFonts w:ascii="Aptos" w:hAnsi="Aptos"/>
@@ -4079,7 +4121,7 @@
           </w:tcPr>
           <w:p>
             <w:pPr>
-              <w:spacing w:after="0" w:line="240" w:lineRule="auto"/>
+              <w:spacing w:after="0"/>
               <w:jc w:val="left"/>
               <w:rPr>
                 <w:rFonts w:ascii="Aptos" w:hAnsi="Aptos"/>
@@ -4103,7 +4145,7 @@
           </w:tcPr>
           <w:p>
             <w:pPr>
-              <w:spacing w:after="0" w:line="240" w:lineRule="auto"/>
+              <w:spacing w:after="0"/>
               <w:jc w:val="left"/>
               <w:rPr>
                 <w:rFonts w:ascii="Aptos" w:hAnsi="Aptos"/>
@@ -4127,7 +4169,7 @@
           </w:tcPr>
           <w:p>
             <w:pPr>
-              <w:spacing w:after="0" w:line="240" w:lineRule="auto"/>
+              <w:spacing w:after="0"/>
               <w:jc w:val="left"/>
               <w:rPr>
                 <w:rFonts w:ascii="Aptos" w:hAnsi="Aptos"/>
@@ -4152,7 +4194,7 @@
           </w:tcPr>
           <w:p>
             <w:pPr>
-              <w:spacing w:after="0" w:line="240" w:lineRule="auto"/>
+              <w:spacing w:after="0"/>
               <w:jc w:val="left"/>
               <w:rPr>
                 <w:rFonts w:ascii="Aptos" w:hAnsi="Aptos"/>
@@ -4174,7 +4216,7 @@
           </w:tcPr>
           <w:p>
             <w:pPr>
-              <w:spacing w:after="0" w:line="240" w:lineRule="auto"/>
+              <w:spacing w:after="0"/>
               <w:jc w:val="left"/>
               <w:rPr>
                 <w:rFonts w:ascii="Aptos" w:hAnsi="Aptos"/>
@@ -4196,7 +4238,7 @@
           </w:tcPr>
           <w:p>
             <w:pPr>
-              <w:spacing w:after="0" w:line="240" w:lineRule="auto"/>
+              <w:spacing w:after="0"/>
               <w:jc w:val="left"/>
               <w:rPr>
                 <w:rFonts w:ascii="Aptos" w:hAnsi="Aptos"/>
@@ -4218,7 +4260,7 @@
           </w:tcPr>
           <w:p>
             <w:pPr>
-              <w:spacing w:after="0" w:line="240" w:lineRule="auto"/>
+              <w:spacing w:after="0"/>
               <w:jc w:val="left"/>
               <w:rPr>
                 <w:rFonts w:ascii="Aptos" w:hAnsi="Aptos"/>
@@ -4242,7 +4284,7 @@
           </w:tcPr>
           <w:p>
             <w:pPr>
-              <w:spacing w:after="0" w:line="240" w:lineRule="auto"/>
+              <w:spacing w:after="0"/>
               <w:jc w:val="left"/>
               <w:rPr>
                 <w:rFonts w:ascii="Aptos" w:hAnsi="Aptos"/>
@@ -4264,7 +4306,7 @@
           </w:tcPr>
           <w:p>
             <w:pPr>
-              <w:spacing w:after="0" w:line="240" w:lineRule="auto"/>
+              <w:spacing w:after="0"/>
               <w:jc w:val="left"/>
               <w:rPr>
                 <w:rFonts w:ascii="Aptos" w:hAnsi="Aptos"/>
@@ -4286,7 +4328,7 @@
           </w:tcPr>
           <w:p>
             <w:pPr>
-              <w:spacing w:after="0" w:line="240" w:lineRule="auto"/>
+              <w:spacing w:after="0"/>
               <w:jc w:val="left"/>
               <w:rPr>
                 <w:rFonts w:ascii="Aptos" w:hAnsi="Aptos"/>
@@ -4308,7 +4350,7 @@
           </w:tcPr>
           <w:p>
             <w:pPr>
-              <w:spacing w:after="0" w:line="240" w:lineRule="auto"/>
+              <w:spacing w:after="0"/>
               <w:jc w:val="left"/>
               <w:rPr>
                 <w:rFonts w:ascii="Aptos" w:hAnsi="Aptos"/>
@@ -4332,7 +4374,7 @@
           </w:tcPr>
           <w:p>
             <w:pPr>
-              <w:spacing w:after="0" w:line="240" w:lineRule="auto"/>
+              <w:spacing w:after="0"/>
               <w:jc w:val="left"/>
               <w:rPr>
                 <w:rFonts w:ascii="Aptos" w:hAnsi="Aptos"/>
@@ -4354,7 +4396,7 @@
           </w:tcPr>
           <w:p>
             <w:pPr>
-              <w:spacing w:after="0" w:line="240" w:lineRule="auto"/>
+              <w:spacing w:after="0"/>
               <w:jc w:val="left"/>
               <w:rPr>
                 <w:rFonts w:ascii="Aptos" w:hAnsi="Aptos"/>
@@ -4376,7 +4418,7 @@
           </w:tcPr>
           <w:p>
             <w:pPr>
-              <w:spacing w:after="0" w:line="240" w:lineRule="auto"/>
+              <w:spacing w:after="0"/>
               <w:jc w:val="left"/>
               <w:rPr>
                 <w:rFonts w:ascii="Aptos" w:hAnsi="Aptos"/>
@@ -4398,7 +4440,7 @@
           </w:tcPr>
           <w:p>
             <w:pPr>
-              <w:spacing w:after="0" w:line="240" w:lineRule="auto"/>
+              <w:spacing w:after="0"/>
               <w:jc w:val="left"/>
               <w:rPr>
                 <w:rFonts w:ascii="Aptos" w:hAnsi="Aptos"/>
@@ -4422,7 +4464,7 @@
           </w:tcPr>
           <w:p>
             <w:pPr>
-              <w:spacing w:after="0" w:line="240" w:lineRule="auto"/>
+              <w:spacing w:after="0"/>
               <w:jc w:val="left"/>
               <w:rPr>
                 <w:rFonts w:ascii="Aptos" w:hAnsi="Aptos"/>
@@ -4444,7 +4486,7 @@
           </w:tcPr>
           <w:p>
             <w:pPr>
-              <w:spacing w:after="0" w:line="240" w:lineRule="auto"/>
+              <w:spacing w:after="0"/>
               <w:jc w:val="left"/>
               <w:rPr>
                 <w:rFonts w:ascii="Aptos" w:hAnsi="Aptos"/>
@@ -4466,7 +4508,7 @@
           </w:tcPr>
           <w:p>
             <w:pPr>
-              <w:spacing w:after="0" w:line="240" w:lineRule="auto"/>
+              <w:spacing w:after="0"/>
               <w:jc w:val="left"/>
               <w:rPr>
                 <w:rFonts w:ascii="Aptos" w:hAnsi="Aptos"/>
@@ -4488,7 +4530,7 @@
           </w:tcPr>
           <w:p>
             <w:pPr>
-              <w:spacing w:after="0" w:line="240" w:lineRule="auto"/>
+              <w:spacing w:after="0"/>
               <w:jc w:val="left"/>
               <w:rPr>
                 <w:rFonts w:ascii="Aptos" w:hAnsi="Aptos"/>
@@ -4512,7 +4554,7 @@
           </w:tcPr>
           <w:p>
             <w:pPr>
-              <w:spacing w:after="0" w:line="240" w:lineRule="auto"/>
+              <w:spacing w:after="0"/>
               <w:jc w:val="left"/>
               <w:rPr>
                 <w:rFonts w:ascii="Aptos" w:hAnsi="Aptos"/>
@@ -4534,7 +4576,7 @@
           </w:tcPr>
           <w:p>
             <w:pPr>
-              <w:spacing w:after="0" w:line="240" w:lineRule="auto"/>
+              <w:spacing w:after="0"/>
               <w:jc w:val="left"/>
               <w:rPr>
                 <w:rFonts w:ascii="Aptos" w:hAnsi="Aptos"/>
@@ -4556,7 +4598,7 @@
           </w:tcPr>
           <w:p>
             <w:pPr>
-              <w:spacing w:after="0" w:line="240" w:lineRule="auto"/>
+              <w:spacing w:after="0"/>
               <w:jc w:val="left"/>
               <w:rPr>
                 <w:rFonts w:ascii="Aptos" w:hAnsi="Aptos"/>
@@ -4578,7 +4620,7 @@
           </w:tcPr>
           <w:p>
             <w:pPr>
-              <w:spacing w:after="0" w:line="240" w:lineRule="auto"/>
+              <w:spacing w:after="0"/>
               <w:jc w:val="left"/>
               <w:rPr>
                 <w:rFonts w:ascii="Aptos" w:hAnsi="Aptos"/>
@@ -4602,7 +4644,7 @@
           </w:tcPr>
           <w:p>
             <w:pPr>
-              <w:spacing w:after="0" w:line="240" w:lineRule="auto"/>
+              <w:spacing w:after="0"/>
               <w:jc w:val="left"/>
               <w:rPr>
                 <w:rFonts w:ascii="Aptos" w:hAnsi="Aptos"/>
@@ -4624,7 +4666,7 @@
           </w:tcPr>
           <w:p>
             <w:pPr>
-              <w:spacing w:after="0" w:line="240" w:lineRule="auto"/>
+              <w:spacing w:after="0"/>
               <w:jc w:val="left"/>
               <w:rPr>
                 <w:rFonts w:ascii="Aptos" w:hAnsi="Aptos"/>
@@ -4646,7 +4688,7 @@
           </w:tcPr>
           <w:p>
             <w:pPr>
-              <w:spacing w:after="0" w:line="240" w:lineRule="auto"/>
+              <w:spacing w:after="0"/>
               <w:jc w:val="left"/>
               <w:rPr>
                 <w:rFonts w:ascii="Aptos" w:hAnsi="Aptos"/>
@@ -4668,7 +4710,7 @@
           </w:tcPr>
           <w:p>
             <w:pPr>
-              <w:spacing w:after="0" w:line="240" w:lineRule="auto"/>
+              <w:spacing w:after="0"/>
               <w:jc w:val="left"/>
               <w:rPr>
                 <w:rFonts w:ascii="Aptos" w:hAnsi="Aptos"/>
@@ -4692,7 +4734,7 @@
           </w:tcPr>
           <w:p>
             <w:pPr>
-              <w:spacing w:after="0" w:line="240" w:lineRule="auto"/>
+              <w:spacing w:after="0"/>
               <w:jc w:val="left"/>
               <w:rPr>
                 <w:rFonts w:ascii="Aptos" w:hAnsi="Aptos"/>
@@ -4714,7 +4756,7 @@
           </w:tcPr>
           <w:p>
             <w:pPr>
-              <w:spacing w:after="0" w:line="240" w:lineRule="auto"/>
+              <w:spacing w:after="0"/>
               <w:jc w:val="left"/>
               <w:rPr>
                 <w:rFonts w:ascii="Aptos" w:hAnsi="Aptos"/>
@@ -4736,7 +4778,7 @@
           </w:tcPr>
           <w:p>
             <w:pPr>
-              <w:spacing w:after="0" w:line="240" w:lineRule="auto"/>
+              <w:spacing w:after="0"/>
               <w:jc w:val="left"/>
               <w:rPr>
                 <w:rFonts w:ascii="Aptos" w:hAnsi="Aptos"/>
@@ -4758,7 +4800,7 @@
           </w:tcPr>
           <w:p>
             <w:pPr>
-              <w:spacing w:after="0" w:line="240" w:lineRule="auto"/>
+              <w:spacing w:after="0"/>
               <w:jc w:val="left"/>
               <w:rPr>
                 <w:rFonts w:ascii="Aptos" w:hAnsi="Aptos"/>
@@ -4782,7 +4824,7 @@
           </w:tcPr>
           <w:p>
             <w:pPr>
-              <w:spacing w:after="0" w:line="240" w:lineRule="auto"/>
+              <w:spacing w:after="0"/>
               <w:jc w:val="left"/>
               <w:rPr>
                 <w:rFonts w:ascii="Aptos" w:hAnsi="Aptos"/>
@@ -4804,7 +4846,7 @@
           </w:tcPr>
           <w:p>
             <w:pPr>
-              <w:spacing w:after="0" w:line="240" w:lineRule="auto"/>
+              <w:spacing w:after="0"/>
               <w:jc w:val="left"/>
               <w:rPr>
                 <w:rFonts w:ascii="Aptos" w:hAnsi="Aptos"/>
@@ -4826,7 +4868,7 @@
           </w:tcPr>
           <w:p>
             <w:pPr>
-              <w:spacing w:after="0" w:line="240" w:lineRule="auto"/>
+              <w:spacing w:after="0"/>
               <w:jc w:val="left"/>
               <w:rPr>
                 <w:rFonts w:ascii="Aptos" w:hAnsi="Aptos"/>
@@ -4848,7 +4890,7 @@
           </w:tcPr>
           <w:p>
             <w:pPr>
-              <w:spacing w:after="0" w:line="240" w:lineRule="auto"/>
+              <w:spacing w:after="0"/>
               <w:jc w:val="left"/>
               <w:rPr>
                 <w:rFonts w:ascii="Aptos" w:hAnsi="Aptos"/>
@@ -4872,7 +4914,7 @@
           </w:tcPr>
           <w:p>
             <w:pPr>
-              <w:spacing w:after="0" w:line="240" w:lineRule="auto"/>
+              <w:spacing w:after="0"/>
               <w:jc w:val="left"/>
               <w:rPr>
                 <w:rFonts w:ascii="Aptos" w:hAnsi="Aptos"/>
@@ -4894,7 +4936,7 @@
           </w:tcPr>
           <w:p>
             <w:pPr>
-              <w:spacing w:after="0" w:line="240" w:lineRule="auto"/>
+              <w:spacing w:after="0"/>
               <w:jc w:val="left"/>
               <w:rPr>
                 <w:rFonts w:ascii="Aptos" w:hAnsi="Aptos"/>
@@ -4916,7 +4958,7 @@
           </w:tcPr>
           <w:p>
             <w:pPr>
-              <w:spacing w:after="0" w:line="240" w:lineRule="auto"/>
+              <w:spacing w:after="0"/>
               <w:jc w:val="left"/>
               <w:rPr>
                 <w:rFonts w:ascii="Aptos" w:hAnsi="Aptos"/>
@@ -4938,7 +4980,7 @@
           </w:tcPr>
           <w:p>
             <w:pPr>
-              <w:spacing w:after="0" w:line="240" w:lineRule="auto"/>
+              <w:spacing w:after="0"/>
               <w:jc w:val="left"/>
               <w:rPr>
                 <w:rFonts w:ascii="Aptos" w:hAnsi="Aptos"/>
@@ -4962,7 +5004,7 @@
           </w:tcPr>
           <w:p>
             <w:pPr>
-              <w:spacing w:after="0" w:line="240" w:lineRule="auto"/>
+              <w:spacing w:after="0"/>
               <w:jc w:val="left"/>
               <w:rPr>
                 <w:rFonts w:ascii="Aptos" w:hAnsi="Aptos"/>
@@ -4984,7 +5026,7 @@
           </w:tcPr>
           <w:p>
             <w:pPr>
-              <w:spacing w:after="0" w:line="240" w:lineRule="auto"/>
+              <w:spacing w:after="0"/>
               <w:jc w:val="left"/>
               <w:rPr>
                 <w:rFonts w:ascii="Aptos" w:hAnsi="Aptos"/>
@@ -5006,7 +5048,7 @@
           </w:tcPr>
           <w:p>
             <w:pPr>
-              <w:spacing w:after="0" w:line="240" w:lineRule="auto"/>
+              <w:spacing w:after="0"/>
               <w:jc w:val="left"/>
               <w:rPr>
                 <w:rFonts w:ascii="Aptos" w:hAnsi="Aptos"/>
@@ -5028,7 +5070,7 @@
           </w:tcPr>
           <w:p>
             <w:pPr>
-              <w:spacing w:after="0" w:line="240" w:lineRule="auto"/>
+              <w:spacing w:after="0"/>
               <w:jc w:val="left"/>
               <w:rPr>
                 <w:rFonts w:ascii="Aptos" w:hAnsi="Aptos"/>
@@ -5605,10 +5647,10 @@
           <w:noProof/>
         </w:rPr>
         <w:drawing>
-          <wp:inline distT="0" distB="0" distL="0" distR="0" wp14:anchorId="3802E62E" wp14:editId="624533D2">
-            <wp:extent cx="5943600" cy="1603770"/>
+          <wp:inline distT="0" distB="0" distL="0" distR="0" wp14:anchorId="20CCF331" wp14:editId="5F6F0F32">
+            <wp:extent cx="5943600" cy="795655"/>
             <wp:effectExtent l="0" t="0" r="0" b="0"/>
-            <wp:docPr id="1" name="Picture 1"/>
+            <wp:docPr id="1995906113" name="Picture 1"/>
             <wp:cNvGraphicFramePr>
               <a:graphicFrameLocks xmlns:a="http://schemas.openxmlformats.org/drawingml/2006/main" noChangeAspect="1"/>
             </wp:cNvGraphicFramePr>
@@ -5616,7 +5658,7 @@
               <a:graphicData uri="http://schemas.openxmlformats.org/drawingml/2006/picture">
                 <pic:pic xmlns:pic="http://schemas.openxmlformats.org/drawingml/2006/picture">
                   <pic:nvPicPr>
-                    <pic:cNvPr id="0" name="workflow.png"/>
+                    <pic:cNvPr id="1995906113" name="Picture 1995906113"/>
                     <pic:cNvPicPr/>
                   </pic:nvPicPr>
                   <pic:blipFill>
@@ -5628,7 +5670,7 @@
                   <pic:spPr>
                     <a:xfrm>
                       <a:off x="0" y="0"/>
-                      <a:ext cx="5943600" cy="1603770"/>
+                      <a:ext cx="5943600" cy="795655"/>
                     </a:xfrm>
                     <a:prstGeom prst="rect">
                       <a:avLst/>
@@ -5668,7 +5710,6 @@
         <w:rPr>
           <w:rFonts w:ascii="Aptos" w:hAnsi="Aptos"/>
         </w:rPr>
-        <w:lastRenderedPageBreak/>
         <w:t>Figure 1 summarizes the reproducible sequence from data collection through interpretation. The same flow can be preserved when synthetic data is replaced with real factory records.</w:t>
       </w:r>
     </w:p>
@@ -5678,6 +5719,7 @@
       </w:pPr>
       <w:bookmarkStart w:id="26" w:name="_Toc237336756"/>
       <w:r>
+        <w:lastRenderedPageBreak/>
         <w:t>4. Results</w:t>
       </w:r>
       <w:bookmarkEnd w:id="26"/>
@@ -5716,7 +5758,7 @@
           </w:tcPr>
           <w:p>
             <w:pPr>
-              <w:spacing w:after="0" w:line="240" w:lineRule="auto"/>
+              <w:spacing w:after="0"/>
               <w:jc w:val="left"/>
               <w:rPr>
                 <w:rFonts w:ascii="Aptos" w:hAnsi="Aptos"/>
@@ -5740,7 +5782,7 @@
           </w:tcPr>
           <w:p>
             <w:pPr>
-              <w:spacing w:after="0" w:line="240" w:lineRule="auto"/>
+              <w:spacing w:after="0"/>
               <w:jc w:val="left"/>
               <w:rPr>
                 <w:rFonts w:ascii="Aptos" w:hAnsi="Aptos"/>
@@ -5765,7 +5807,7 @@
           </w:tcPr>
           <w:p>
             <w:pPr>
-              <w:spacing w:after="0" w:line="240" w:lineRule="auto"/>
+              <w:spacing w:after="0"/>
               <w:jc w:val="left"/>
               <w:rPr>
                 <w:rFonts w:ascii="Aptos" w:hAnsi="Aptos"/>
@@ -5787,7 +5829,7 @@
           </w:tcPr>
           <w:p>
             <w:pPr>
-              <w:spacing w:after="0" w:line="240" w:lineRule="auto"/>
+              <w:spacing w:after="0"/>
               <w:jc w:val="left"/>
               <w:rPr>
                 <w:rFonts w:ascii="Aptos" w:hAnsi="Aptos"/>
@@ -5811,7 +5853,7 @@
           </w:tcPr>
           <w:p>
             <w:pPr>
-              <w:spacing w:after="0" w:line="240" w:lineRule="auto"/>
+              <w:spacing w:after="0"/>
               <w:jc w:val="left"/>
               <w:rPr>
                 <w:rFonts w:ascii="Aptos" w:hAnsi="Aptos"/>
@@ -5833,7 +5875,7 @@
           </w:tcPr>
           <w:p>
             <w:pPr>
-              <w:spacing w:after="0" w:line="240" w:lineRule="auto"/>
+              <w:spacing w:after="0"/>
               <w:jc w:val="left"/>
               <w:rPr>
                 <w:rFonts w:ascii="Aptos" w:hAnsi="Aptos"/>
@@ -5857,7 +5899,7 @@
           </w:tcPr>
           <w:p>
             <w:pPr>
-              <w:spacing w:after="0" w:line="240" w:lineRule="auto"/>
+              <w:spacing w:after="0"/>
               <w:jc w:val="left"/>
               <w:rPr>
                 <w:rFonts w:ascii="Aptos" w:hAnsi="Aptos"/>
@@ -5879,7 +5921,7 @@
           </w:tcPr>
           <w:p>
             <w:pPr>
-              <w:spacing w:after="0" w:line="240" w:lineRule="auto"/>
+              <w:spacing w:after="0"/>
               <w:jc w:val="left"/>
               <w:rPr>
                 <w:rFonts w:ascii="Aptos" w:hAnsi="Aptos"/>
@@ -5903,7 +5945,7 @@
           </w:tcPr>
           <w:p>
             <w:pPr>
-              <w:spacing w:after="0" w:line="240" w:lineRule="auto"/>
+              <w:spacing w:after="0"/>
               <w:jc w:val="left"/>
               <w:rPr>
                 <w:rFonts w:ascii="Aptos" w:hAnsi="Aptos"/>
@@ -5925,7 +5967,7 @@
           </w:tcPr>
           <w:p>
             <w:pPr>
-              <w:spacing w:after="0" w:line="240" w:lineRule="auto"/>
+              <w:spacing w:after="0"/>
               <w:jc w:val="left"/>
               <w:rPr>
                 <w:rFonts w:ascii="Aptos" w:hAnsi="Aptos"/>
@@ -5949,7 +5991,7 @@
           </w:tcPr>
           <w:p>
             <w:pPr>
-              <w:spacing w:after="0" w:line="240" w:lineRule="auto"/>
+              <w:spacing w:after="0"/>
               <w:jc w:val="left"/>
               <w:rPr>
                 <w:rFonts w:ascii="Aptos" w:hAnsi="Aptos"/>
@@ -5971,7 +6013,7 @@
           </w:tcPr>
           <w:p>
             <w:pPr>
-              <w:spacing w:after="0" w:line="240" w:lineRule="auto"/>
+              <w:spacing w:after="0"/>
               <w:jc w:val="left"/>
               <w:rPr>
                 <w:rFonts w:ascii="Aptos" w:hAnsi="Aptos"/>
@@ -5995,7 +6037,7 @@
           </w:tcPr>
           <w:p>
             <w:pPr>
-              <w:spacing w:after="0" w:line="240" w:lineRule="auto"/>
+              <w:spacing w:after="0"/>
               <w:jc w:val="left"/>
               <w:rPr>
                 <w:rFonts w:ascii="Aptos" w:hAnsi="Aptos"/>
@@ -6017,7 +6059,7 @@
           </w:tcPr>
           <w:p>
             <w:pPr>
-              <w:spacing w:after="0" w:line="240" w:lineRule="auto"/>
+              <w:spacing w:after="0"/>
               <w:jc w:val="left"/>
               <w:rPr>
                 <w:rFonts w:ascii="Aptos" w:hAnsi="Aptos"/>
@@ -6101,7 +6143,7 @@
           </w:tcPr>
           <w:p>
             <w:pPr>
-              <w:spacing w:after="0" w:line="240" w:lineRule="auto"/>
+              <w:spacing w:after="0"/>
               <w:jc w:val="center"/>
               <w:rPr>
                 <w:rFonts w:ascii="Aptos" w:hAnsi="Aptos"/>
@@ -6131,7 +6173,7 @@
           </w:tcPr>
           <w:p>
             <w:pPr>
-              <w:spacing w:after="0" w:line="240" w:lineRule="auto"/>
+              <w:spacing w:after="0"/>
               <w:jc w:val="center"/>
               <w:rPr>
                 <w:rFonts w:ascii="Aptos" w:hAnsi="Aptos"/>
@@ -6161,7 +6203,7 @@
           </w:tcPr>
           <w:p>
             <w:pPr>
-              <w:spacing w:after="0" w:line="240" w:lineRule="auto"/>
+              <w:spacing w:after="0"/>
               <w:jc w:val="center"/>
               <w:rPr>
                 <w:rFonts w:ascii="Aptos" w:hAnsi="Aptos"/>
@@ -6191,7 +6233,7 @@
           </w:tcPr>
           <w:p>
             <w:pPr>
-              <w:spacing w:after="0" w:line="240" w:lineRule="auto"/>
+              <w:spacing w:after="0"/>
               <w:jc w:val="center"/>
               <w:rPr>
                 <w:rFonts w:ascii="Aptos" w:hAnsi="Aptos"/>
@@ -6225,7 +6267,7 @@
           </w:tcPr>
           <w:p>
             <w:pPr>
-              <w:spacing w:after="0" w:line="240" w:lineRule="auto"/>
+              <w:spacing w:after="0"/>
               <w:rPr>
                 <w:rFonts w:ascii="Aptos" w:hAnsi="Aptos"/>
               </w:rPr>
@@ -6308,7 +6350,7 @@
           </w:tcPr>
           <w:p>
             <w:pPr>
-              <w:spacing w:after="0" w:line="240" w:lineRule="auto"/>
+              <w:spacing w:after="0"/>
               <w:rPr>
                 <w:rFonts w:ascii="Aptos" w:hAnsi="Aptos"/>
               </w:rPr>
@@ -6391,7 +6433,7 @@
           </w:tcPr>
           <w:p>
             <w:pPr>
-              <w:spacing w:after="0" w:line="240" w:lineRule="auto"/>
+              <w:spacing w:after="0"/>
               <w:rPr>
                 <w:rFonts w:ascii="Aptos" w:hAnsi="Aptos"/>
               </w:rPr>
@@ -8468,7 +8510,6 @@
                 <w:rFonts w:ascii="Aptos" w:hAnsi="Aptos"/>
                 <w:sz w:val="17"/>
               </w:rPr>
-              <w:lastRenderedPageBreak/>
               <w:t>Consistent references</w:t>
             </w:r>
           </w:p>
@@ -8528,6 +8569,7 @@
                 <w:rFonts w:ascii="Aptos" w:hAnsi="Aptos"/>
                 <w:sz w:val="17"/>
               </w:rPr>
+              <w:lastRenderedPageBreak/>
               <w:t>Presentation slides</w:t>
             </w:r>
           </w:p>
@@ -9538,6 +9580,7 @@
           </w:tcPr>
           <w:p>
             <w:r>
+              <w:lastRenderedPageBreak/>
               <w:t>2021-03</w:t>
             </w:r>
           </w:p>
@@ -11088,7 +11131,7 @@
 </file>
 
 <file path=word/endnotes.xml><?xml version="1.0" encoding="utf-8"?>
-<w:endnotes xmlns:wpc="http://schemas.microsoft.com/office/word/2010/wordprocessingCanvas" xmlns:cx="http://schemas.microsoft.com/office/drawing/2014/chartex" xmlns:cx1="http://schemas.microsoft.com/office/drawing/2015/9/8/chartex" xmlns:cx2="http://schemas.microsoft.com/office/drawing/2015/10/21/chartex" xmlns:cx3="http://schemas.microsoft.com/office/drawing/2016/5/9/chartex" xmlns:cx4="http://schemas.microsoft.com/office/drawing/2016/5/10/chartex" xmlns:cx5="http://schemas.microsoft.com/office/drawing/2016/5/11/chartex" xmlns:cx6="http://schemas.microsoft.com/office/drawing/2016/5/12/chartex" xmlns:cx7="http://schemas.microsoft.com/office/drawing/2016/5/13/chartex" xmlns:cx8="http://schemas.microsoft.com/office/drawing/2016/5/14/chartex" xmlns:mc="http://schemas.openxmlformats.org/markup-compatibility/2006" xmlns:m="http://schemas.openxmlformats.org/officeDocument/2006/math" xmlns:aink="http://schemas.microsoft.com/office/drawing/2016/ink" xmlns:am3d="http://schemas.microsoft.com/office/drawing/2017/model3d" xmlns:oel="http://schemas.microsoft.com/office/2019/extlst" xmlns:r="http://schemas.openxmlformats.org/officeDocument/2006/relationships" xmlns:wp14="http://schemas.microsoft.com/office/word/2010/wordprocessingDrawing" xmlns:wp="http://schemas.openxmlformats.org/drawingml/2006/wordprocessingDrawing" xmlns:wpg="http://schemas.microsoft.com/office/word/2010/wordprocessingGroup" xmlns:wpi="http://schemas.microsoft.com/office/word/2010/wordprocessingInk" xmlns:wps="http://schemas.microsoft.com/office/word/2010/wordprocessingShape" xmlns:o="urn:schemas-microsoft-com:office:office" xmlns:v="urn:schemas-microsoft-com:vml" xmlns:w10="urn:schemas-microsoft-com:office:word" xmlns:w="http://schemas.openxmlformats.org/wordprocessingml/2006/main" xmlns:w14="http://schemas.microsoft.com/office/word/2010/wordml" xmlns:w15="http://schemas.microsoft.com/office/word/2012/wordml" xmlns:w16cei="http://schemas.microsoft.com/office/word/2026/wordml/cei" xmlns:w16cex="http://schemas.microsoft.com/office/word/2018/wordml/cex" xmlns:w16cid="http://schemas.microsoft.com/office/word/2016/wordml/cid" xmlns:w16="http://schemas.microsoft.com/office/word/2018/wordml" xmlns:w16sdtdh="http://schemas.microsoft.com/office/word/2020/wordml/sdtdatahash" xmlns:w16sdtfl="http://schemas.microsoft.com/office/word/2024/wordml/sdtformatlock" xmlns:w16se="http://schemas.microsoft.com/office/word/2015/wordml/symex" xmlns:w16du="http://schemas.microsoft.com/office/word/2023/wordml/word16du" xmlns:wne="http://schemas.microsoft.com/office/word/2006/wordml" mc:Ignorable="w14 w15 w16se w16cid w16 w16cex w16sdtdh w16sdtfl w16du wp14">
+<w:endnotes xmlns:wpc="http://schemas.microsoft.com/office/word/2010/wordprocessingCanvas" xmlns:cx="http://schemas.microsoft.com/office/drawing/2014/chartex" xmlns:cx1="http://schemas.microsoft.com/office/drawing/2015/9/8/chartex" xmlns:cx2="http://schemas.microsoft.com/office/drawing/2015/10/21/chartex" xmlns:cx3="http://schemas.microsoft.com/office/drawing/2016/5/9/chartex" xmlns:cx4="http://schemas.microsoft.com/office/drawing/2016/5/10/chartex" xmlns:cx5="http://schemas.microsoft.com/office/drawing/2016/5/11/chartex" xmlns:cx6="http://schemas.microsoft.com/office/drawing/2016/5/12/chartex" xmlns:cx7="http://schemas.microsoft.com/office/drawing/2016/5/13/chartex" xmlns:cx8="http://schemas.microsoft.com/office/drawing/2016/5/14/chartex" xmlns:mc="http://schemas.openxmlformats.org/markup-compatibility/2006" xmlns:m="http://schemas.openxmlformats.org/officeDocument/2006/math" xmlns:aink="http://schemas.microsoft.com/office/drawing/2016/ink" xmlns:am3d="http://schemas.microsoft.com/office/drawing/2017/model3d" xmlns:oel="http://schemas.microsoft.com/office/2019/extlst" xmlns:r="http://schemas.openxmlformats.org/officeDocument/2006/relationships" xmlns:wp14="http://schemas.microsoft.com/office/word/2010/wordprocessingDrawing" xmlns:wp="http://schemas.openxmlformats.org/drawingml/2006/wordprocessingDrawing" xmlns:wpg="http://schemas.microsoft.com/office/word/2010/wordprocessingGroup" xmlns:wpi="http://schemas.microsoft.com/office/word/2010/wordprocessingInk" xmlns:wps="http://schemas.microsoft.com/office/word/2010/wordprocessingShape" xmlns:o="urn:schemas-microsoft-com:office:office" xmlns:v="urn:schemas-microsoft-com:vml" xmlns:w10="urn:schemas-microsoft-com:office:word" xmlns:w="http://schemas.openxmlformats.org/wordprocessingml/2006/main" xmlns:w14="http://schemas.microsoft.com/office/word/2010/wordml" xmlns:w15="http://schemas.microsoft.com/office/word/2012/wordml" xmlns:w16cex="http://schemas.microsoft.com/office/word/2018/wordml/cex" xmlns:w16cid="http://schemas.microsoft.com/office/word/2016/wordml/cid" xmlns:w16="http://schemas.microsoft.com/office/word/2018/wordml" xmlns:w16sdtdh="http://schemas.microsoft.com/office/word/2020/wordml/sdtdatahash" xmlns:w16sdtfl="http://schemas.microsoft.com/office/word/2024/wordml/sdtformatlock" xmlns:w16se="http://schemas.microsoft.com/office/word/2015/wordml/symex" xmlns:w16du="http://schemas.microsoft.com/office/word/2023/wordml/word16du" xmlns:wne="http://schemas.microsoft.com/office/word/2006/wordml" mc:Ignorable="w14 w15 w16se w16cid w16 w16cex w16sdtdh w16sdtfl w16du wp14">
   <w:endnote w:type="separator" w:id="-1">
     <w:p>
       <w:pPr>
@@ -11113,7 +11156,7 @@
 </file>
 
 <file path=word/footer1.xml><?xml version="1.0" encoding="utf-8"?>
-<w:ftr xmlns:wpc="http://schemas.microsoft.com/office/word/2010/wordprocessingCanvas" xmlns:cx="http://schemas.microsoft.com/office/drawing/2014/chartex" xmlns:cx1="http://schemas.microsoft.com/office/drawing/2015/9/8/chartex" xmlns:cx2="http://schemas.microsoft.com/office/drawing/2015/10/21/chartex" xmlns:cx3="http://schemas.microsoft.com/office/drawing/2016/5/9/chartex" xmlns:cx4="http://schemas.microsoft.com/office/drawing/2016/5/10/chartex" xmlns:cx5="http://schemas.microsoft.com/office/drawing/2016/5/11/chartex" xmlns:cx6="http://schemas.microsoft.com/office/drawing/2016/5/12/chartex" xmlns:cx7="http://schemas.microsoft.com/office/drawing/2016/5/13/chartex" xmlns:cx8="http://schemas.microsoft.com/office/drawing/2016/5/14/chartex" xmlns:mc="http://schemas.openxmlformats.org/markup-compatibility/2006" xmlns:m="http://schemas.openxmlformats.org/officeDocument/2006/math" xmlns:aink="http://schemas.microsoft.com/office/drawing/2016/ink" xmlns:am3d="http://schemas.microsoft.com/office/drawing/2017/model3d" xmlns:oel="http://schemas.microsoft.com/office/2019/extlst" xmlns:r="http://schemas.openxmlformats.org/officeDocument/2006/relationships" xmlns:wp14="http://schemas.microsoft.com/office/word/2010/wordprocessingDrawing" xmlns:wp="http://schemas.openxmlformats.org/drawingml/2006/wordprocessingDrawing" xmlns:wpg="http://schemas.microsoft.com/office/word/2010/wordprocessingGroup" xmlns:wpi="http://schemas.microsoft.com/office/word/2010/wordprocessingInk" xmlns:wps="http://schemas.microsoft.com/office/word/2010/wordprocessingShape" xmlns:o="urn:schemas-microsoft-com:office:office" xmlns:v="urn:schemas-microsoft-com:vml" xmlns:w10="urn:schemas-microsoft-com:office:word" xmlns:w="http://schemas.openxmlformats.org/wordprocessingml/2006/main" xmlns:w14="http://schemas.microsoft.com/office/word/2010/wordml" xmlns:w15="http://schemas.microsoft.com/office/word/2012/wordml" xmlns:w16cei="http://schemas.microsoft.com/office/word/2026/wordml/cei" xmlns:w16cex="http://schemas.microsoft.com/office/word/2018/wordml/cex" xmlns:w16cid="http://schemas.microsoft.com/office/word/2016/wordml/cid" xmlns:w16="http://schemas.microsoft.com/office/word/2018/wordml" xmlns:w16sdtdh="http://schemas.microsoft.com/office/word/2020/wordml/sdtdatahash" xmlns:w16sdtfl="http://schemas.microsoft.com/office/word/2024/wordml/sdtformatlock" xmlns:w16se="http://schemas.microsoft.com/office/word/2015/wordml/symex" xmlns:w16du="http://schemas.microsoft.com/office/word/2023/wordml/word16du" xmlns:wne="http://schemas.microsoft.com/office/word/2006/wordml" mc:Ignorable="w14 w15 w16se w16cid w16 w16cex w16sdtdh w16sdtfl w16du wp14">
+<w:ftr xmlns:wpc="http://schemas.microsoft.com/office/word/2010/wordprocessingCanvas" xmlns:cx="http://schemas.microsoft.com/office/drawing/2014/chartex" xmlns:cx1="http://schemas.microsoft.com/office/drawing/2015/9/8/chartex" xmlns:cx2="http://schemas.microsoft.com/office/drawing/2015/10/21/chartex" xmlns:cx3="http://schemas.microsoft.com/office/drawing/2016/5/9/chartex" xmlns:cx4="http://schemas.microsoft.com/office/drawing/2016/5/10/chartex" xmlns:cx5="http://schemas.microsoft.com/office/drawing/2016/5/11/chartex" xmlns:cx6="http://schemas.microsoft.com/office/drawing/2016/5/12/chartex" xmlns:cx7="http://schemas.microsoft.com/office/drawing/2016/5/13/chartex" xmlns:cx8="http://schemas.microsoft.com/office/drawing/2016/5/14/chartex" xmlns:mc="http://schemas.openxmlformats.org/markup-compatibility/2006" xmlns:m="http://schemas.openxmlformats.org/officeDocument/2006/math" xmlns:aink="http://schemas.microsoft.com/office/drawing/2016/ink" xmlns:am3d="http://schemas.microsoft.com/office/drawing/2017/model3d" xmlns:oel="http://schemas.microsoft.com/office/2019/extlst" xmlns:r="http://schemas.openxmlformats.org/officeDocument/2006/relationships" xmlns:wp14="http://schemas.microsoft.com/office/word/2010/wordprocessingDrawing" xmlns:wp="http://schemas.openxmlformats.org/drawingml/2006/wordprocessingDrawing" xmlns:wpg="http://schemas.microsoft.com/office/word/2010/wordprocessingGroup" xmlns:wpi="http://schemas.microsoft.com/office/word/2010/wordprocessingInk" xmlns:wps="http://schemas.microsoft.com/office/word/2010/wordprocessingShape" xmlns:o="urn:schemas-microsoft-com:office:office" xmlns:v="urn:schemas-microsoft-com:vml" xmlns:w10="urn:schemas-microsoft-com:office:word" xmlns:w="http://schemas.openxmlformats.org/wordprocessingml/2006/main" xmlns:w14="http://schemas.microsoft.com/office/word/2010/wordml" xmlns:w15="http://schemas.microsoft.com/office/word/2012/wordml" xmlns:w16cex="http://schemas.microsoft.com/office/word/2018/wordml/cex" xmlns:w16cid="http://schemas.microsoft.com/office/word/2016/wordml/cid" xmlns:w16="http://schemas.microsoft.com/office/word/2018/wordml" xmlns:w16sdtdh="http://schemas.microsoft.com/office/word/2020/wordml/sdtdatahash" xmlns:w16sdtfl="http://schemas.microsoft.com/office/word/2024/wordml/sdtformatlock" xmlns:w16se="http://schemas.microsoft.com/office/word/2015/wordml/symex" xmlns:w16du="http://schemas.microsoft.com/office/word/2023/wordml/word16du" xmlns:wne="http://schemas.microsoft.com/office/word/2006/wordml" mc:Ignorable="w14 w15 w16se w16cid w16 w16cex w16sdtdh w16sdtfl w16du wp14">
   <w:p>
     <w:pPr>
       <w:pStyle w:val="Footer"/>
@@ -11123,7 +11166,7 @@
 </file>
 
 <file path=word/footer2.xml><?xml version="1.0" encoding="utf-8"?>
-<w:ftr xmlns:wpc="http://schemas.microsoft.com/office/word/2010/wordprocessingCanvas" xmlns:cx="http://schemas.microsoft.com/office/drawing/2014/chartex" xmlns:cx1="http://schemas.microsoft.com/office/drawing/2015/9/8/chartex" xmlns:cx2="http://schemas.microsoft.com/office/drawing/2015/10/21/chartex" xmlns:cx3="http://schemas.microsoft.com/office/drawing/2016/5/9/chartex" xmlns:cx4="http://schemas.microsoft.com/office/drawing/2016/5/10/chartex" xmlns:cx5="http://schemas.microsoft.com/office/drawing/2016/5/11/chartex" xmlns:cx6="http://schemas.microsoft.com/office/drawing/2016/5/12/chartex" xmlns:cx7="http://schemas.microsoft.com/office/drawing/2016/5/13/chartex" xmlns:cx8="http://schemas.microsoft.com/office/drawing/2016/5/14/chartex" xmlns:mc="http://schemas.openxmlformats.org/markup-compatibility/2006" xmlns:m="http://schemas.openxmlformats.org/officeDocument/2006/math" xmlns:aink="http://schemas.microsoft.com/office/drawing/2016/ink" xmlns:am3d="http://schemas.microsoft.com/office/drawing/2017/model3d" xmlns:oel="http://schemas.microsoft.com/office/2019/extlst" xmlns:r="http://schemas.openxmlformats.org/officeDocument/2006/relationships" xmlns:wp14="http://schemas.microsoft.com/office/word/2010/wordprocessingDrawing" xmlns:wp="http://schemas.openxmlformats.org/drawingml/2006/wordprocessingDrawing" xmlns:wpg="http://schemas.microsoft.com/office/word/2010/wordprocessingGroup" xmlns:wpi="http://schemas.microsoft.com/office/word/2010/wordprocessingInk" xmlns:wps="http://schemas.microsoft.com/office/word/2010/wordprocessingShape" xmlns:o="urn:schemas-microsoft-com:office:office" xmlns:v="urn:schemas-microsoft-com:vml" xmlns:w10="urn:schemas-microsoft-com:office:word" xmlns:w="http://schemas.openxmlformats.org/wordprocessingml/2006/main" xmlns:w14="http://schemas.microsoft.com/office/word/2010/wordml" xmlns:w15="http://schemas.microsoft.com/office/word/2012/wordml" xmlns:w16cei="http://schemas.microsoft.com/office/word/2026/wordml/cei" xmlns:w16cex="http://schemas.microsoft.com/office/word/2018/wordml/cex" xmlns:w16cid="http://schemas.microsoft.com/office/word/2016/wordml/cid" xmlns:w16="http://schemas.microsoft.com/office/word/2018/wordml" xmlns:w16sdtdh="http://schemas.microsoft.com/office/word/2020/wordml/sdtdatahash" xmlns:w16sdtfl="http://schemas.microsoft.com/office/word/2024/wordml/sdtformatlock" xmlns:w16se="http://schemas.microsoft.com/office/word/2015/wordml/symex" xmlns:w16du="http://schemas.microsoft.com/office/word/2023/wordml/word16du" xmlns:wne="http://schemas.microsoft.com/office/word/2006/wordml" mc:Ignorable="w14 w15 w16se w16cid w16 w16cex w16sdtdh w16sdtfl w16du wp14">
+<w:ftr xmlns:wpc="http://schemas.microsoft.com/office/word/2010/wordprocessingCanvas" xmlns:cx="http://schemas.microsoft.com/office/drawing/2014/chartex" xmlns:cx1="http://schemas.microsoft.com/office/drawing/2015/9/8/chartex" xmlns:cx2="http://schemas.microsoft.com/office/drawing/2015/10/21/chartex" xmlns:cx3="http://schemas.microsoft.com/office/drawing/2016/5/9/chartex" xmlns:cx4="http://schemas.microsoft.com/office/drawing/2016/5/10/chartex" xmlns:cx5="http://schemas.microsoft.com/office/drawing/2016/5/11/chartex" xmlns:cx6="http://schemas.microsoft.com/office/drawing/2016/5/12/chartex" xmlns:cx7="http://schemas.microsoft.com/office/drawing/2016/5/13/chartex" xmlns:cx8="http://schemas.microsoft.com/office/drawing/2016/5/14/chartex" xmlns:mc="http://schemas.openxmlformats.org/markup-compatibility/2006" xmlns:m="http://schemas.openxmlformats.org/officeDocument/2006/math" xmlns:aink="http://schemas.microsoft.com/office/drawing/2016/ink" xmlns:am3d="http://schemas.microsoft.com/office/drawing/2017/model3d" xmlns:oel="http://schemas.microsoft.com/office/2019/extlst" xmlns:r="http://schemas.openxmlformats.org/officeDocument/2006/relationships" xmlns:wp14="http://schemas.microsoft.com/office/word/2010/wordprocessingDrawing" xmlns:wp="http://schemas.openxmlformats.org/drawingml/2006/wordprocessingDrawing" xmlns:wpg="http://schemas.microsoft.com/office/word/2010/wordprocessingGroup" xmlns:wpi="http://schemas.microsoft.com/office/word/2010/wordprocessingInk" xmlns:wps="http://schemas.microsoft.com/office/word/2010/wordprocessingShape" xmlns:o="urn:schemas-microsoft-com:office:office" xmlns:v="urn:schemas-microsoft-com:vml" xmlns:w10="urn:schemas-microsoft-com:office:word" xmlns:w="http://schemas.openxmlformats.org/wordprocessingml/2006/main" xmlns:w14="http://schemas.microsoft.com/office/word/2010/wordml" xmlns:w15="http://schemas.microsoft.com/office/word/2012/wordml" xmlns:w16cex="http://schemas.microsoft.com/office/word/2018/wordml/cex" xmlns:w16cid="http://schemas.microsoft.com/office/word/2016/wordml/cid" xmlns:w16="http://schemas.microsoft.com/office/word/2018/wordml" xmlns:w16sdtdh="http://schemas.microsoft.com/office/word/2020/wordml/sdtdatahash" xmlns:w16sdtfl="http://schemas.microsoft.com/office/word/2024/wordml/sdtformatlock" xmlns:w16se="http://schemas.microsoft.com/office/word/2015/wordml/symex" xmlns:w16du="http://schemas.microsoft.com/office/word/2023/wordml/word16du" xmlns:wne="http://schemas.microsoft.com/office/word/2006/wordml" mc:Ignorable="w14 w15 w16se w16cid w16 w16cex w16sdtdh w16sdtfl w16du wp14">
   <w:p>
     <w:pPr>
       <w:pStyle w:val="Footer"/>
@@ -11152,7 +11195,7 @@
 </file>
 
 <file path=word/footer3.xml><?xml version="1.0" encoding="utf-8"?>
-<w:ftr xmlns:wpc="http://schemas.microsoft.com/office/word/2010/wordprocessingCanvas" xmlns:cx="http://schemas.microsoft.com/office/drawing/2014/chartex" xmlns:cx1="http://schemas.microsoft.com/office/drawing/2015/9/8/chartex" xmlns:cx2="http://schemas.microsoft.com/office/drawing/2015/10/21/chartex" xmlns:cx3="http://schemas.microsoft.com/office/drawing/2016/5/9/chartex" xmlns:cx4="http://schemas.microsoft.com/office/drawing/2016/5/10/chartex" xmlns:cx5="http://schemas.microsoft.com/office/drawing/2016/5/11/chartex" xmlns:cx6="http://schemas.microsoft.com/office/drawing/2016/5/12/chartex" xmlns:cx7="http://schemas.microsoft.com/office/drawing/2016/5/13/chartex" xmlns:cx8="http://schemas.microsoft.com/office/drawing/2016/5/14/chartex" xmlns:mc="http://schemas.openxmlformats.org/markup-compatibility/2006" xmlns:m="http://schemas.openxmlformats.org/officeDocument/2006/math" xmlns:aink="http://schemas.microsoft.com/office/drawing/2016/ink" xmlns:am3d="http://schemas.microsoft.com/office/drawing/2017/model3d" xmlns:oel="http://schemas.microsoft.com/office/2019/extlst" xmlns:r="http://schemas.openxmlformats.org/officeDocument/2006/relationships" xmlns:wp14="http://schemas.microsoft.com/office/word/2010/wordprocessingDrawing" xmlns:wp="http://schemas.openxmlformats.org/drawingml/2006/wordprocessingDrawing" xmlns:wpg="http://schemas.microsoft.com/office/word/2010/wordprocessingGroup" xmlns:wpi="http://schemas.microsoft.com/office/word/2010/wordprocessingInk" xmlns:wps="http://schemas.microsoft.com/office/word/2010/wordprocessingShape" xmlns:o="urn:schemas-microsoft-com:office:office" xmlns:v="urn:schemas-microsoft-com:vml" xmlns:w10="urn:schemas-microsoft-com:office:word" xmlns:w="http://schemas.openxmlformats.org/wordprocessingml/2006/main" xmlns:w14="http://schemas.microsoft.com/office/word/2010/wordml" xmlns:w15="http://schemas.microsoft.com/office/word/2012/wordml" xmlns:w16cei="http://schemas.microsoft.com/office/word/2026/wordml/cei" xmlns:w16cex="http://schemas.microsoft.com/office/word/2018/wordml/cex" xmlns:w16cid="http://schemas.microsoft.com/office/word/2016/wordml/cid" xmlns:w16="http://schemas.microsoft.com/office/word/2018/wordml" xmlns:w16sdtdh="http://schemas.microsoft.com/office/word/2020/wordml/sdtdatahash" xmlns:w16sdtfl="http://schemas.microsoft.com/office/word/2024/wordml/sdtformatlock" xmlns:w16se="http://schemas.microsoft.com/office/word/2015/wordml/symex" xmlns:w16du="http://schemas.microsoft.com/office/word/2023/wordml/word16du" xmlns:wne="http://schemas.microsoft.com/office/word/2006/wordml" mc:Ignorable="w14 w15 w16se w16cid w16 w16cex w16sdtdh w16sdtfl w16du wp14">
+<w:ftr xmlns:wpc="http://schemas.microsoft.com/office/word/2010/wordprocessingCanvas" xmlns:cx="http://schemas.microsoft.com/office/drawing/2014/chartex" xmlns:cx1="http://schemas.microsoft.com/office/drawing/2015/9/8/chartex" xmlns:cx2="http://schemas.microsoft.com/office/drawing/2015/10/21/chartex" xmlns:cx3="http://schemas.microsoft.com/office/drawing/2016/5/9/chartex" xmlns:cx4="http://schemas.microsoft.com/office/drawing/2016/5/10/chartex" xmlns:cx5="http://schemas.microsoft.com/office/drawing/2016/5/11/chartex" xmlns:cx6="http://schemas.microsoft.com/office/drawing/2016/5/12/chartex" xmlns:cx7="http://schemas.microsoft.com/office/drawing/2016/5/13/chartex" xmlns:cx8="http://schemas.microsoft.com/office/drawing/2016/5/14/chartex" xmlns:mc="http://schemas.openxmlformats.org/markup-compatibility/2006" xmlns:m="http://schemas.openxmlformats.org/officeDocument/2006/math" xmlns:aink="http://schemas.microsoft.com/office/drawing/2016/ink" xmlns:am3d="http://schemas.microsoft.com/office/drawing/2017/model3d" xmlns:oel="http://schemas.microsoft.com/office/2019/extlst" xmlns:r="http://schemas.openxmlformats.org/officeDocument/2006/relationships" xmlns:wp14="http://schemas.microsoft.com/office/word/2010/wordprocessingDrawing" xmlns:wp="http://schemas.openxmlformats.org/drawingml/2006/wordprocessingDrawing" xmlns:wpg="http://schemas.microsoft.com/office/word/2010/wordprocessingGroup" xmlns:wpi="http://schemas.microsoft.com/office/word/2010/wordprocessingInk" xmlns:wps="http://schemas.microsoft.com/office/word/2010/wordprocessingShape" xmlns:o="urn:schemas-microsoft-com:office:office" xmlns:v="urn:schemas-microsoft-com:vml" xmlns:w10="urn:schemas-microsoft-com:office:word" xmlns:w="http://schemas.openxmlformats.org/wordprocessingml/2006/main" xmlns:w14="http://schemas.microsoft.com/office/word/2010/wordml" xmlns:w15="http://schemas.microsoft.com/office/word/2012/wordml" xmlns:w16cex="http://schemas.microsoft.com/office/word/2018/wordml/cex" xmlns:w16cid="http://schemas.microsoft.com/office/word/2016/wordml/cid" xmlns:w16="http://schemas.microsoft.com/office/word/2018/wordml" xmlns:w16sdtdh="http://schemas.microsoft.com/office/word/2020/wordml/sdtdatahash" xmlns:w16sdtfl="http://schemas.microsoft.com/office/word/2024/wordml/sdtformatlock" xmlns:w16se="http://schemas.microsoft.com/office/word/2015/wordml/symex" xmlns:w16du="http://schemas.microsoft.com/office/word/2023/wordml/word16du" xmlns:wne="http://schemas.microsoft.com/office/word/2006/wordml" mc:Ignorable="w14 w15 w16se w16cid w16 w16cex w16sdtdh w16sdtfl w16du wp14">
   <w:p>
     <w:pPr>
       <w:pStyle w:val="Footer"/>
@@ -11162,7 +11205,7 @@
 </file>
 
 <file path=word/footnotes.xml><?xml version="1.0" encoding="utf-8"?>
-<w:footnotes xmlns:wpc="http://schemas.microsoft.com/office/word/2010/wordprocessingCanvas" xmlns:cx="http://schemas.microsoft.com/office/drawing/2014/chartex" xmlns:cx1="http://schemas.microsoft.com/office/drawing/2015/9/8/chartex" xmlns:cx2="http://schemas.microsoft.com/office/drawing/2015/10/21/chartex" xmlns:cx3="http://schemas.microsoft.com/office/drawing/2016/5/9/chartex" xmlns:cx4="http://schemas.microsoft.com/office/drawing/2016/5/10/chartex" xmlns:cx5="http://schemas.microsoft.com/office/drawing/2016/5/11/chartex" xmlns:cx6="http://schemas.microsoft.com/office/drawing/2016/5/12/chartex" xmlns:cx7="http://schemas.microsoft.com/office/drawing/2016/5/13/chartex" xmlns:cx8="http://schemas.microsoft.com/office/drawing/2016/5/14/chartex" xmlns:mc="http://schemas.openxmlformats.org/markup-compatibility/2006" xmlns:m="http://schemas.openxmlformats.org/officeDocument/2006/math" xmlns:aink="http://schemas.microsoft.com/office/drawing/2016/ink" xmlns:am3d="http://schemas.microsoft.com/office/drawing/2017/model3d" xmlns:oel="http://schemas.microsoft.com/office/2019/extlst" xmlns:r="http://schemas.openxmlformats.org/officeDocument/2006/relationships" xmlns:wp14="http://schemas.microsoft.com/office/word/2010/wordprocessingDrawing" xmlns:wp="http://schemas.openxmlformats.org/drawingml/2006/wordprocessingDrawing" xmlns:wpg="http://schemas.microsoft.com/office/word/2010/wordprocessingGroup" xmlns:wpi="http://schemas.microsoft.com/office/word/2010/wordprocessingInk" xmlns:wps="http://schemas.microsoft.com/office/word/2010/wordprocessingShape" xmlns:o="urn:schemas-microsoft-com:office:office" xmlns:v="urn:schemas-microsoft-com:vml" xmlns:w10="urn:schemas-microsoft-com:office:word" xmlns:w="http://schemas.openxmlformats.org/wordprocessingml/2006/main" xmlns:w14="http://schemas.microsoft.com/office/word/2010/wordml" xmlns:w15="http://schemas.microsoft.com/office/word/2012/wordml" xmlns:w16cei="http://schemas.microsoft.com/office/word/2026/wordml/cei" xmlns:w16cex="http://schemas.microsoft.com/office/word/2018/wordml/cex" xmlns:w16cid="http://schemas.microsoft.com/office/word/2016/wordml/cid" xmlns:w16="http://schemas.microsoft.com/office/word/2018/wordml" xmlns:w16sdtdh="http://schemas.microsoft.com/office/word/2020/wordml/sdtdatahash" xmlns:w16sdtfl="http://schemas.microsoft.com/office/word/2024/wordml/sdtformatlock" xmlns:w16se="http://schemas.microsoft.com/office/word/2015/wordml/symex" xmlns:w16du="http://schemas.microsoft.com/office/word/2023/wordml/word16du" xmlns:wne="http://schemas.microsoft.com/office/word/2006/wordml" mc:Ignorable="w14 w15 w16se w16cid w16 w16cex w16sdtdh w16sdtfl w16du wp14">
+<w:footnotes xmlns:wpc="http://schemas.microsoft.com/office/word/2010/wordprocessingCanvas" xmlns:cx="http://schemas.microsoft.com/office/drawing/2014/chartex" xmlns:cx1="http://schemas.microsoft.com/office/drawing/2015/9/8/chartex" xmlns:cx2="http://schemas.microsoft.com/office/drawing/2015/10/21/chartex" xmlns:cx3="http://schemas.microsoft.com/office/drawing/2016/5/9/chartex" xmlns:cx4="http://schemas.microsoft.com/office/drawing/2016/5/10/chartex" xmlns:cx5="http://schemas.microsoft.com/office/drawing/2016/5/11/chartex" xmlns:cx6="http://schemas.microsoft.com/office/drawing/2016/5/12/chartex" xmlns:cx7="http://schemas.microsoft.com/office/drawing/2016/5/13/chartex" xmlns:cx8="http://schemas.microsoft.com/office/drawing/2016/5/14/chartex" xmlns:mc="http://schemas.openxmlformats.org/markup-compatibility/2006" xmlns:m="http://schemas.openxmlformats.org/officeDocument/2006/math" xmlns:aink="http://schemas.microsoft.com/office/drawing/2016/ink" xmlns:am3d="http://schemas.microsoft.com/office/drawing/2017/model3d" xmlns:oel="http://schemas.microsoft.com/office/2019/extlst" xmlns:r="http://schemas.openxmlformats.org/officeDocument/2006/relationships" xmlns:wp14="http://schemas.microsoft.com/office/word/2010/wordprocessingDrawing" xmlns:wp="http://schemas.openxmlformats.org/drawingml/2006/wordprocessingDrawing" xmlns:wpg="http://schemas.microsoft.com/office/word/2010/wordprocessingGroup" xmlns:wpi="http://schemas.microsoft.com/office/word/2010/wordprocessingInk" xmlns:wps="http://schemas.microsoft.com/office/word/2010/wordprocessingShape" xmlns:o="urn:schemas-microsoft-com:office:office" xmlns:v="urn:schemas-microsoft-com:vml" xmlns:w10="urn:schemas-microsoft-com:office:word" xmlns:w="http://schemas.openxmlformats.org/wordprocessingml/2006/main" xmlns:w14="http://schemas.microsoft.com/office/word/2010/wordml" xmlns:w15="http://schemas.microsoft.com/office/word/2012/wordml" xmlns:w16cex="http://schemas.microsoft.com/office/word/2018/wordml/cex" xmlns:w16cid="http://schemas.microsoft.com/office/word/2016/wordml/cid" xmlns:w16="http://schemas.microsoft.com/office/word/2018/wordml" xmlns:w16sdtdh="http://schemas.microsoft.com/office/word/2020/wordml/sdtdatahash" xmlns:w16sdtfl="http://schemas.microsoft.com/office/word/2024/wordml/sdtformatlock" xmlns:w16se="http://schemas.microsoft.com/office/word/2015/wordml/symex" xmlns:w16du="http://schemas.microsoft.com/office/word/2023/wordml/word16du" xmlns:wne="http://schemas.microsoft.com/office/word/2006/wordml" mc:Ignorable="w14 w15 w16se w16cid w16 w16cex w16sdtdh w16sdtfl w16du wp14">
   <w:footnote w:type="separator" w:id="-1">
     <w:p>
       <w:pPr>
@@ -11187,7 +11230,7 @@
 </file>
 
 <file path=word/header1.xml><?xml version="1.0" encoding="utf-8"?>
-<w:hdr xmlns:wpc="http://schemas.microsoft.com/office/word/2010/wordprocessingCanvas" xmlns:cx="http://schemas.microsoft.com/office/drawing/2014/chartex" xmlns:cx1="http://schemas.microsoft.com/office/drawing/2015/9/8/chartex" xmlns:cx2="http://schemas.microsoft.com/office/drawing/2015/10/21/chartex" xmlns:cx3="http://schemas.microsoft.com/office/drawing/2016/5/9/chartex" xmlns:cx4="http://schemas.microsoft.com/office/drawing/2016/5/10/chartex" xmlns:cx5="http://schemas.microsoft.com/office/drawing/2016/5/11/chartex" xmlns:cx6="http://schemas.microsoft.com/office/drawing/2016/5/12/chartex" xmlns:cx7="http://schemas.microsoft.com/office/drawing/2016/5/13/chartex" xmlns:cx8="http://schemas.microsoft.com/office/drawing/2016/5/14/chartex" xmlns:mc="http://schemas.openxmlformats.org/markup-compatibility/2006" xmlns:m="http://schemas.openxmlformats.org/officeDocument/2006/math" xmlns:aink="http://schemas.microsoft.com/office/drawing/2016/ink" xmlns:am3d="http://schemas.microsoft.com/office/drawing/2017/model3d" xmlns:oel="http://schemas.microsoft.com/office/2019/extlst" xmlns:r="http://schemas.openxmlformats.org/officeDocument/2006/relationships" xmlns:wp14="http://schemas.microsoft.com/office/word/2010/wordprocessingDrawing" xmlns:wp="http://schemas.openxmlformats.org/drawingml/2006/wordprocessingDrawing" xmlns:wpg="http://schemas.microsoft.com/office/word/2010/wordprocessingGroup" xmlns:wpi="http://schemas.microsoft.com/office/word/2010/wordprocessingInk" xmlns:wps="http://schemas.microsoft.com/office/word/2010/wordprocessingShape" xmlns:o="urn:schemas-microsoft-com:office:office" xmlns:v="urn:schemas-microsoft-com:vml" xmlns:w10="urn:schemas-microsoft-com:office:word" xmlns:w="http://schemas.openxmlformats.org/wordprocessingml/2006/main" xmlns:w14="http://schemas.microsoft.com/office/word/2010/wordml" xmlns:w15="http://schemas.microsoft.com/office/word/2012/wordml" xmlns:w16cei="http://schemas.microsoft.com/office/word/2026/wordml/cei" xmlns:w16cex="http://schemas.microsoft.com/office/word/2018/wordml/cex" xmlns:w16cid="http://schemas.microsoft.com/office/word/2016/wordml/cid" xmlns:w16="http://schemas.microsoft.com/office/word/2018/wordml" xmlns:w16sdtdh="http://schemas.microsoft.com/office/word/2020/wordml/sdtdatahash" xmlns:w16sdtfl="http://schemas.microsoft.com/office/word/2024/wordml/sdtformatlock" xmlns:w16se="http://schemas.microsoft.com/office/word/2015/wordml/symex" xmlns:w16du="http://schemas.microsoft.com/office/word/2023/wordml/word16du" xmlns:wne="http://schemas.microsoft.com/office/word/2006/wordml" mc:Ignorable="w14 w15 w16se w16cid w16 w16cex w16sdtdh w16sdtfl w16du wp14">
+<w:hdr xmlns:wpc="http://schemas.microsoft.com/office/word/2010/wordprocessingCanvas" xmlns:cx="http://schemas.microsoft.com/office/drawing/2014/chartex" xmlns:cx1="http://schemas.microsoft.com/office/drawing/2015/9/8/chartex" xmlns:cx2="http://schemas.microsoft.com/office/drawing/2015/10/21/chartex" xmlns:cx3="http://schemas.microsoft.com/office/drawing/2016/5/9/chartex" xmlns:cx4="http://schemas.microsoft.com/office/drawing/2016/5/10/chartex" xmlns:cx5="http://schemas.microsoft.com/office/drawing/2016/5/11/chartex" xmlns:cx6="http://schemas.microsoft.com/office/drawing/2016/5/12/chartex" xmlns:cx7="http://schemas.microsoft.com/office/drawing/2016/5/13/chartex" xmlns:cx8="http://schemas.microsoft.com/office/drawing/2016/5/14/chartex" xmlns:mc="http://schemas.openxmlformats.org/markup-compatibility/2006" xmlns:m="http://schemas.openxmlformats.org/officeDocument/2006/math" xmlns:aink="http://schemas.microsoft.com/office/drawing/2016/ink" xmlns:am3d="http://schemas.microsoft.com/office/drawing/2017/model3d" xmlns:oel="http://schemas.microsoft.com/office/2019/extlst" xmlns:r="http://schemas.openxmlformats.org/officeDocument/2006/relationships" xmlns:wp14="http://schemas.microsoft.com/office/word/2010/wordprocessingDrawing" xmlns:wp="http://schemas.openxmlformats.org/drawingml/2006/wordprocessingDrawing" xmlns:wpg="http://schemas.microsoft.com/office/word/2010/wordprocessingGroup" xmlns:wpi="http://schemas.microsoft.com/office/word/2010/wordprocessingInk" xmlns:wps="http://schemas.microsoft.com/office/word/2010/wordprocessingShape" xmlns:o="urn:schemas-microsoft-com:office:office" xmlns:v="urn:schemas-microsoft-com:vml" xmlns:w10="urn:schemas-microsoft-com:office:word" xmlns:w="http://schemas.openxmlformats.org/wordprocessingml/2006/main" xmlns:w14="http://schemas.microsoft.com/office/word/2010/wordml" xmlns:w15="http://schemas.microsoft.com/office/word/2012/wordml" xmlns:w16cex="http://schemas.microsoft.com/office/word/2018/wordml/cex" xmlns:w16cid="http://schemas.microsoft.com/office/word/2016/wordml/cid" xmlns:w16="http://schemas.microsoft.com/office/word/2018/wordml" xmlns:w16sdtdh="http://schemas.microsoft.com/office/word/2020/wordml/sdtdatahash" xmlns:w16sdtfl="http://schemas.microsoft.com/office/word/2024/wordml/sdtformatlock" xmlns:w16se="http://schemas.microsoft.com/office/word/2015/wordml/symex" xmlns:w16du="http://schemas.microsoft.com/office/word/2023/wordml/word16du" xmlns:wne="http://schemas.microsoft.com/office/word/2006/wordml" mc:Ignorable="w14 w15 w16se w16cid w16 w16cex w16sdtdh w16sdtfl w16du wp14">
   <w:p>
     <w:pPr>
       <w:pStyle w:val="Header"/>
@@ -11197,7 +11240,7 @@
 </file>
 
 <file path=word/header2.xml><?xml version="1.0" encoding="utf-8"?>
-<w:hdr xmlns:wpc="http://schemas.microsoft.com/office/word/2010/wordprocessingCanvas" xmlns:cx="http://schemas.microsoft.com/office/drawing/2014/chartex" xmlns:cx1="http://schemas.microsoft.com/office/drawing/2015/9/8/chartex" xmlns:cx2="http://schemas.microsoft.com/office/drawing/2015/10/21/chartex" xmlns:cx3="http://schemas.microsoft.com/office/drawing/2016/5/9/chartex" xmlns:cx4="http://schemas.microsoft.com/office/drawing/2016/5/10/chartex" xmlns:cx5="http://schemas.microsoft.com/office/drawing/2016/5/11/chartex" xmlns:cx6="http://schemas.microsoft.com/office/drawing/2016/5/12/chartex" xmlns:cx7="http://schemas.microsoft.com/office/drawing/2016/5/13/chartex" xmlns:cx8="http://schemas.microsoft.com/office/drawing/2016/5/14/chartex" xmlns:mc="http://schemas.openxmlformats.org/markup-compatibility/2006" xmlns:m="http://schemas.openxmlformats.org/officeDocument/2006/math" xmlns:aink="http://schemas.microsoft.com/office/drawing/2016/ink" xmlns:am3d="http://schemas.microsoft.com/office/drawing/2017/model3d" xmlns:oel="http://schemas.microsoft.com/office/2019/extlst" xmlns:r="http://schemas.openxmlformats.org/officeDocument/2006/relationships" xmlns:wp14="http://schemas.microsoft.com/office/word/2010/wordprocessingDrawing" xmlns:wp="http://schemas.openxmlformats.org/drawingml/2006/wordprocessingDrawing" xmlns:wpg="http://schemas.microsoft.com/office/word/2010/wordprocessingGroup" xmlns:wpi="http://schemas.microsoft.com/office/word/2010/wordprocessingInk" xmlns:wps="http://schemas.microsoft.com/office/word/2010/wordprocessingShape" xmlns:o="urn:schemas-microsoft-com:office:office" xmlns:v="urn:schemas-microsoft-com:vml" xmlns:w10="urn:schemas-microsoft-com:office:word" xmlns:w="http://schemas.openxmlformats.org/wordprocessingml/2006/main" xmlns:w14="http://schemas.microsoft.com/office/word/2010/wordml" xmlns:w15="http://schemas.microsoft.com/office/word/2012/wordml" xmlns:w16cei="http://schemas.microsoft.com/office/word/2026/wordml/cei" xmlns:w16cex="http://schemas.microsoft.com/office/word/2018/wordml/cex" xmlns:w16cid="http://schemas.microsoft.com/office/word/2016/wordml/cid" xmlns:w16="http://schemas.microsoft.com/office/word/2018/wordml" xmlns:w16sdtdh="http://schemas.microsoft.com/office/word/2020/wordml/sdtdatahash" xmlns:w16sdtfl="http://schemas.microsoft.com/office/word/2024/wordml/sdtformatlock" xmlns:w16se="http://schemas.microsoft.com/office/word/2015/wordml/symex" xmlns:w16du="http://schemas.microsoft.com/office/word/2023/wordml/word16du" xmlns:wne="http://schemas.microsoft.com/office/word/2006/wordml" mc:Ignorable="w14 w15 w16se w16cid w16 w16cex w16sdtdh w16sdtfl w16du wp14">
+<w:hdr xmlns:wpc="http://schemas.microsoft.com/office/word/2010/wordprocessingCanvas" xmlns:cx="http://schemas.microsoft.com/office/drawing/2014/chartex" xmlns:cx1="http://schemas.microsoft.com/office/drawing/2015/9/8/chartex" xmlns:cx2="http://schemas.microsoft.com/office/drawing/2015/10/21/chartex" xmlns:cx3="http://schemas.microsoft.com/office/drawing/2016/5/9/chartex" xmlns:cx4="http://schemas.microsoft.com/office/drawing/2016/5/10/chartex" xmlns:cx5="http://schemas.microsoft.com/office/drawing/2016/5/11/chartex" xmlns:cx6="http://schemas.microsoft.com/office/drawing/2016/5/12/chartex" xmlns:cx7="http://schemas.microsoft.com/office/drawing/2016/5/13/chartex" xmlns:cx8="http://schemas.microsoft.com/office/drawing/2016/5/14/chartex" xmlns:mc="http://schemas.openxmlformats.org/markup-compatibility/2006" xmlns:m="http://schemas.openxmlformats.org/officeDocument/2006/math" xmlns:aink="http://schemas.microsoft.com/office/drawing/2016/ink" xmlns:am3d="http://schemas.microsoft.com/office/drawing/2017/model3d" xmlns:oel="http://schemas.microsoft.com/office/2019/extlst" xmlns:r="http://schemas.openxmlformats.org/officeDocument/2006/relationships" xmlns:wp14="http://schemas.microsoft.com/office/word/2010/wordprocessingDrawing" xmlns:wp="http://schemas.openxmlformats.org/drawingml/2006/wordprocessingDrawing" xmlns:wpg="http://schemas.microsoft.com/office/word/2010/wordprocessingGroup" xmlns:wpi="http://schemas.microsoft.com/office/word/2010/wordprocessingInk" xmlns:wps="http://schemas.microsoft.com/office/word/2010/wordprocessingShape" xmlns:o="urn:schemas-microsoft-com:office:office" xmlns:v="urn:schemas-microsoft-com:vml" xmlns:w10="urn:schemas-microsoft-com:office:word" xmlns:w="http://schemas.openxmlformats.org/wordprocessingml/2006/main" xmlns:w14="http://schemas.microsoft.com/office/word/2010/wordml" xmlns:w15="http://schemas.microsoft.com/office/word/2012/wordml" xmlns:w16cex="http://schemas.microsoft.com/office/word/2018/wordml/cex" xmlns:w16cid="http://schemas.microsoft.com/office/word/2016/wordml/cid" xmlns:w16="http://schemas.microsoft.com/office/word/2018/wordml" xmlns:w16sdtdh="http://schemas.microsoft.com/office/word/2020/wordml/sdtdatahash" xmlns:w16sdtfl="http://schemas.microsoft.com/office/word/2024/wordml/sdtformatlock" xmlns:w16se="http://schemas.microsoft.com/office/word/2015/wordml/symex" xmlns:w16du="http://schemas.microsoft.com/office/word/2023/wordml/word16du" xmlns:wne="http://schemas.microsoft.com/office/word/2006/wordml" mc:Ignorable="w14 w15 w16se w16cid w16 w16cex w16sdtdh w16sdtfl w16du wp14">
   <w:p>
     <w:pPr>
       <w:pStyle w:val="Header"/>
@@ -11215,7 +11258,7 @@
 </file>
 
 <file path=word/header3.xml><?xml version="1.0" encoding="utf-8"?>
-<w:hdr xmlns:wpc="http://schemas.microsoft.com/office/word/2010/wordprocessingCanvas" xmlns:cx="http://schemas.microsoft.com/office/drawing/2014/chartex" xmlns:cx1="http://schemas.microsoft.com/office/drawing/2015/9/8/chartex" xmlns:cx2="http://schemas.microsoft.com/office/drawing/2015/10/21/chartex" xmlns:cx3="http://schemas.microsoft.com/office/drawing/2016/5/9/chartex" xmlns:cx4="http://schemas.microsoft.com/office/drawing/2016/5/10/chartex" xmlns:cx5="http://schemas.microsoft.com/office/drawing/2016/5/11/chartex" xmlns:cx6="http://schemas.microsoft.com/office/drawing/2016/5/12/chartex" xmlns:cx7="http://schemas.microsoft.com/office/drawing/2016/5/13/chartex" xmlns:cx8="http://schemas.microsoft.com/office/drawing/2016/5/14/chartex" xmlns:mc="http://schemas.openxmlformats.org/markup-compatibility/2006" xmlns:m="http://schemas.openxmlformats.org/officeDocument/2006/math" xmlns:aink="http://schemas.microsoft.com/office/drawing/2016/ink" xmlns:am3d="http://schemas.microsoft.com/office/drawing/2017/model3d" xmlns:oel="http://schemas.microsoft.com/office/2019/extlst" xmlns:r="http://schemas.openxmlformats.org/officeDocument/2006/relationships" xmlns:wp14="http://schemas.microsoft.com/office/word/2010/wordprocessingDrawing" xmlns:wp="http://schemas.openxmlformats.org/drawingml/2006/wordprocessingDrawing" xmlns:wpg="http://schemas.microsoft.com/office/word/2010/wordprocessingGroup" xmlns:wpi="http://schemas.microsoft.com/office/word/2010/wordprocessingInk" xmlns:wps="http://schemas.microsoft.com/office/word/2010/wordprocessingShape" xmlns:o="urn:schemas-microsoft-com:office:office" xmlns:v="urn:schemas-microsoft-com:vml" xmlns:w10="urn:schemas-microsoft-com:office:word" xmlns:w="http://schemas.openxmlformats.org/wordprocessingml/2006/main" xmlns:w14="http://schemas.microsoft.com/office/word/2010/wordml" xmlns:w15="http://schemas.microsoft.com/office/word/2012/wordml" xmlns:w16cei="http://schemas.microsoft.com/office/word/2026/wordml/cei" xmlns:w16cex="http://schemas.microsoft.com/office/word/2018/wordml/cex" xmlns:w16cid="http://schemas.microsoft.com/office/word/2016/wordml/cid" xmlns:w16="http://schemas.microsoft.com/office/word/2018/wordml" xmlns:w16sdtdh="http://schemas.microsoft.com/office/word/2020/wordml/sdtdatahash" xmlns:w16sdtfl="http://schemas.microsoft.com/office/word/2024/wordml/sdtformatlock" xmlns:w16se="http://schemas.microsoft.com/office/word/2015/wordml/symex" xmlns:w16du="http://schemas.microsoft.com/office/word/2023/wordml/word16du" xmlns:wne="http://schemas.microsoft.com/office/word/2006/wordml" mc:Ignorable="w14 w15 w16se w16cid w16 w16cex w16sdtdh w16sdtfl w16du wp14">
+<w:hdr xmlns:wpc="http://schemas.microsoft.com/office/word/2010/wordprocessingCanvas" xmlns:cx="http://schemas.microsoft.com/office/drawing/2014/chartex" xmlns:cx1="http://schemas.microsoft.com/office/drawing/2015/9/8/chartex" xmlns:cx2="http://schemas.microsoft.com/office/drawing/2015/10/21/chartex" xmlns:cx3="http://schemas.microsoft.com/office/drawing/2016/5/9/chartex" xmlns:cx4="http://schemas.microsoft.com/office/drawing/2016/5/10/chartex" xmlns:cx5="http://schemas.microsoft.com/office/drawing/2016/5/11/chartex" xmlns:cx6="http://schemas.microsoft.com/office/drawing/2016/5/12/chartex" xmlns:cx7="http://schemas.microsoft.com/office/drawing/2016/5/13/chartex" xmlns:cx8="http://schemas.microsoft.com/office/drawing/2016/5/14/chartex" xmlns:mc="http://schemas.openxmlformats.org/markup-compatibility/2006" xmlns:m="http://schemas.openxmlformats.org/officeDocument/2006/math" xmlns:aink="http://schemas.microsoft.com/office/drawing/2016/ink" xmlns:am3d="http://schemas.microsoft.com/office/drawing/2017/model3d" xmlns:oel="http://schemas.microsoft.com/office/2019/extlst" xmlns:r="http://schemas.openxmlformats.org/officeDocument/2006/relationships" xmlns:wp14="http://schemas.microsoft.com/office/word/2010/wordprocessingDrawing" xmlns:wp="http://schemas.openxmlformats.org/drawingml/2006/wordprocessingDrawing" xmlns:wpg="http://schemas.microsoft.com/office/word/2010/wordprocessingGroup" xmlns:wpi="http://schemas.microsoft.com/office/word/2010/wordprocessingInk" xmlns:wps="http://schemas.microsoft.com/office/word/2010/wordprocessingShape" xmlns:o="urn:schemas-microsoft-com:office:office" xmlns:v="urn:schemas-microsoft-com:vml" xmlns:w10="urn:schemas-microsoft-com:office:word" xmlns:w="http://schemas.openxmlformats.org/wordprocessingml/2006/main" xmlns:w14="http://schemas.microsoft.com/office/word/2010/wordml" xmlns:w15="http://schemas.microsoft.com/office/word/2012/wordml" xmlns:w16cex="http://schemas.microsoft.com/office/word/2018/wordml/cex" xmlns:w16cid="http://schemas.microsoft.com/office/word/2016/wordml/cid" xmlns:w16="http://schemas.microsoft.com/office/word/2018/wordml" xmlns:w16sdtdh="http://schemas.microsoft.com/office/word/2020/wordml/sdtdatahash" xmlns:w16sdtfl="http://schemas.microsoft.com/office/word/2024/wordml/sdtformatlock" xmlns:w16se="http://schemas.microsoft.com/office/word/2015/wordml/symex" xmlns:w16du="http://schemas.microsoft.com/office/word/2023/wordml/word16du" xmlns:wne="http://schemas.microsoft.com/office/word/2006/wordml" mc:Ignorable="w14 w15 w16se w16cid w16 w16cex w16sdtdh w16sdtfl w16du wp14">
   <w:p>
     <w:pPr>
       <w:pStyle w:val="Header"/>
@@ -11225,7 +11268,7 @@
 </file>
 
 <file path=word/numbering.xml><?xml version="1.0" encoding="utf-8"?>
-<w:numbering xmlns:wpc="http://schemas.microsoft.com/office/word/2010/wordprocessingCanvas" xmlns:cx="http://schemas.microsoft.com/office/drawing/2014/chartex" xmlns:cx1="http://schemas.microsoft.com/office/drawing/2015/9/8/chartex" xmlns:cx2="http://schemas.microsoft.com/office/drawing/2015/10/21/chartex" xmlns:cx3="http://schemas.microsoft.com/office/drawing/2016/5/9/chartex" xmlns:cx4="http://schemas.microsoft.com/office/drawing/2016/5/10/chartex" xmlns:cx5="http://schemas.microsoft.com/office/drawing/2016/5/11/chartex" xmlns:cx6="http://schemas.microsoft.com/office/drawing/2016/5/12/chartex" xmlns:cx7="http://schemas.microsoft.com/office/drawing/2016/5/13/chartex" xmlns:cx8="http://schemas.microsoft.com/office/drawing/2016/5/14/chartex" xmlns:mc="http://schemas.openxmlformats.org/markup-compatibility/2006" xmlns:m="http://schemas.openxmlformats.org/officeDocument/2006/math" xmlns:aink="http://schemas.microsoft.com/office/drawing/2016/ink" xmlns:am3d="http://schemas.microsoft.com/office/drawing/2017/model3d" xmlns:oel="http://schemas.microsoft.com/office/2019/extlst" xmlns:r="http://schemas.openxmlformats.org/officeDocument/2006/relationships" xmlns:wp14="http://schemas.microsoft.com/office/word/2010/wordprocessingDrawing" xmlns:wp="http://schemas.openxmlformats.org/drawingml/2006/wordprocessingDrawing" xmlns:wpg="http://schemas.microsoft.com/office/word/2010/wordprocessingGroup" xmlns:wpi="http://schemas.microsoft.com/office/word/2010/wordprocessingInk" xmlns:wps="http://schemas.microsoft.com/office/word/2010/wordprocessingShape" xmlns:o="urn:schemas-microsoft-com:office:office" xmlns:v="urn:schemas-microsoft-com:vml" xmlns:w10="urn:schemas-microsoft-com:office:word" xmlns:w="http://schemas.openxmlformats.org/wordprocessingml/2006/main" xmlns:w14="http://schemas.microsoft.com/office/word/2010/wordml" xmlns:w15="http://schemas.microsoft.com/office/word/2012/wordml" xmlns:w16cei="http://schemas.microsoft.com/office/word/2026/wordml/cei" xmlns:w16cex="http://schemas.microsoft.com/office/word/2018/wordml/cex" xmlns:w16cid="http://schemas.microsoft.com/office/word/2016/wordml/cid" xmlns:w16="http://schemas.microsoft.com/office/word/2018/wordml" xmlns:w16sdtdh="http://schemas.microsoft.com/office/word/2020/wordml/sdtdatahash" xmlns:w16sdtfl="http://schemas.microsoft.com/office/word/2024/wordml/sdtformatlock" xmlns:w16se="http://schemas.microsoft.com/office/word/2015/wordml/symex" xmlns:w16du="http://schemas.microsoft.com/office/word/2023/wordml/word16du" xmlns:wne="http://schemas.microsoft.com/office/word/2006/wordml" mc:Ignorable="w14 w15 w16se w16cid w16 w16cex w16sdtdh w16sdtfl w16du wp14">
+<w:numbering xmlns:wpc="http://schemas.microsoft.com/office/word/2010/wordprocessingCanvas" xmlns:cx="http://schemas.microsoft.com/office/drawing/2014/chartex" xmlns:cx1="http://schemas.microsoft.com/office/drawing/2015/9/8/chartex" xmlns:cx2="http://schemas.microsoft.com/office/drawing/2015/10/21/chartex" xmlns:cx3="http://schemas.microsoft.com/office/drawing/2016/5/9/chartex" xmlns:cx4="http://schemas.microsoft.com/office/drawing/2016/5/10/chartex" xmlns:cx5="http://schemas.microsoft.com/office/drawing/2016/5/11/chartex" xmlns:cx6="http://schemas.microsoft.com/office/drawing/2016/5/12/chartex" xmlns:cx7="http://schemas.microsoft.com/office/drawing/2016/5/13/chartex" xmlns:cx8="http://schemas.microsoft.com/office/drawing/2016/5/14/chartex" xmlns:mc="http://schemas.openxmlformats.org/markup-compatibility/2006" xmlns:m="http://schemas.openxmlformats.org/officeDocument/2006/math" xmlns:aink="http://schemas.microsoft.com/office/drawing/2016/ink" xmlns:am3d="http://schemas.microsoft.com/office/drawing/2017/model3d" xmlns:oel="http://schemas.microsoft.com/office/2019/extlst" xmlns:r="http://schemas.openxmlformats.org/officeDocument/2006/relationships" xmlns:wp14="http://schemas.microsoft.com/office/word/2010/wordprocessingDrawing" xmlns:wp="http://schemas.openxmlformats.org/drawingml/2006/wordprocessingDrawing" xmlns:wpg="http://schemas.microsoft.com/office/word/2010/wordprocessingGroup" xmlns:wpi="http://schemas.microsoft.com/office/word/2010/wordprocessingInk" xmlns:wps="http://schemas.microsoft.com/office/word/2010/wordprocessingShape" xmlns:o="urn:schemas-microsoft-com:office:office" xmlns:v="urn:schemas-microsoft-com:vml" xmlns:w10="urn:schemas-microsoft-com:office:word" xmlns:w="http://schemas.openxmlformats.org/wordprocessingml/2006/main" xmlns:w14="http://schemas.microsoft.com/office/word/2010/wordml" xmlns:w15="http://schemas.microsoft.com/office/word/2012/wordml" xmlns:w16cex="http://schemas.microsoft.com/office/word/2018/wordml/cex" xmlns:w16cid="http://schemas.microsoft.com/office/word/2016/wordml/cid" xmlns:w16="http://schemas.microsoft.com/office/word/2018/wordml" xmlns:w16sdtdh="http://schemas.microsoft.com/office/word/2020/wordml/sdtdatahash" xmlns:w16sdtfl="http://schemas.microsoft.com/office/word/2024/wordml/sdtformatlock" xmlns:w16se="http://schemas.microsoft.com/office/word/2015/wordml/symex" xmlns:w16du="http://schemas.microsoft.com/office/word/2023/wordml/word16du" xmlns:wne="http://schemas.microsoft.com/office/word/2006/wordml" mc:Ignorable="w14 w15 w16se w16cid w16 w16cex w16sdtdh w16sdtfl w16du wp14">
   <w:abstractNum w:abstractNumId="0" w15:restartNumberingAfterBreak="0">
     <w:nsid w:val="FFFFFF7C"/>
     <w:multiLevelType w:val="singleLevel"/>

--- a/Final_Deliverables_ML_Demand_Prediction.docx
+++ b/Final_Deliverables_ML_Demand_Prediction.docx
@@ -126,7 +126,7 @@
         <w:rPr>
           <w:rFonts w:ascii="Aptos" w:hAnsi="Aptos"/>
         </w:rPr>
-        <w:br/>
+        <w:t xml:space="preserve">, </w:t>
       </w:r>
       <w:r>
         <w:rPr>
